--- a/ERP Plan/MSCAST ERP - Operating Recommendations.docx
+++ b/ERP Plan/MSCAST ERP - Operating Recommendations.docx
@@ -100,7 +100,7 @@
         <w:t xml:space="preserve"> </w:t>
       </w:r>
       <w:r>
-        <w:t xml:space="preserve">1.0 ·</w:t>
+        <w:t xml:space="preserve">1.1 ·</w:t>
       </w:r>
       <w:r>
         <w:t xml:space="preserve"> </w:t>
@@ -116,7 +116,7 @@
         <w:t xml:space="preserve"> </w:t>
       </w:r>
       <w:r>
-        <w:t xml:space="preserve">20 September 2026</w:t>
+        <w:t xml:space="preserve">21 September 2026</w:t>
       </w:r>
     </w:p>
     <w:bookmarkStart w:id="20" w:name="why-this-document-exists"/>
@@ -195,7 +195,7 @@
     </w:p>
     <w:bookmarkEnd w:id="20"/>
     <w:bookmarkEnd w:id="21"/>
-    <w:bookmarkStart w:id="29" w:name="part-a-entering-transactions"/>
+    <w:bookmarkStart w:id="30" w:name="part-a-entering-transactions"/>
     <w:p>
       <w:pPr>
         <w:pStyle w:val="Heading1"/>
@@ -1182,31 +1182,84 @@
         <w:t xml:space="preserve">Every control in this system compares documents against each other. A bill entered three weeks late was not covered by any of them for three weeks.</w:t>
       </w:r>
     </w:p>
-    <w:p>
-      <w:r>
-        <w:pict>
-          <v:rect style="width:0;height:1.5pt" o:hralign="center" o:hrstd="t" o:hr="t"/>
-        </w:pict>
-      </w:r>
-    </w:p>
     <w:bookmarkEnd w:id="28"/>
-    <w:bookmarkEnd w:id="29"/>
-    <w:bookmarkStart w:id="35" w:name="part-b-closing-the-books"/>
-    <w:p>
-      <w:pPr>
-        <w:pStyle w:val="Heading1"/>
-      </w:pPr>
-      <w:r>
-        <w:t xml:space="preserve">Part B — Closing the books</w:t>
-      </w:r>
-    </w:p>
-    <w:bookmarkStart w:id="30" w:name="b1.-the-month-end-sequence-in-order"/>
+    <w:bookmarkStart w:id="29" w:name="X39ad9d4e5a1a6dbeaba0d888e0b2e8417f3f77b"/>
     <w:p>
       <w:pPr>
         <w:pStyle w:val="Heading2"/>
       </w:pPr>
       <w:r>
-        <w:t xml:space="preserve">B1. The month-end sequence, in order</w:t>
+        <w:t xml:space="preserve">A8. The BRM exemption is for bills that cannot be certified — nothing else</w:t>
+      </w:r>
+    </w:p>
+    <w:p>
+      <w:pPr>
+        <w:pStyle w:val="FirstParagraph"/>
+      </w:pPr>
+      <w:r>
+        <w:t xml:space="preserve">No supplier can be paid without a</w:t>
+      </w:r>
+      <w:r>
+        <w:t xml:space="preserve"> </w:t>
+      </w:r>
+      <w:r>
+        <w:rPr>
+          <w:bCs/>
+          <w:b/>
+        </w:rPr>
+        <w:t xml:space="preserve">certified Billing Routing Memo</w:t>
+      </w:r>
+      <w:r>
+        <w:t xml:space="preserve">. That is refused in software, on every route: a Payment Entry, a Journal Entry, and an advance with no invoice behind it. It applies to everyone, directors included.</w:t>
+      </w:r>
+    </w:p>
+    <w:p>
+      <w:pPr>
+        <w:pStyle w:val="BodyText"/>
+      </w:pPr>
+      <w:r>
+        <w:t xml:space="preserve">Some bills cannot have a BRM, because there is no purchase order, no inspection and no delivery to certify against —</w:t>
+      </w:r>
+      <w:r>
+        <w:t xml:space="preserve"> </w:t>
+      </w:r>
+      <w:r>
+        <w:rPr>
+          <w:bCs/>
+          <w:b/>
+        </w:rPr>
+        <w:t xml:space="preserve">electricity, water, rent, telephone, statutory payments</w:t>
+      </w:r>
+      <w:r>
+        <w:t xml:space="preserve">. For those, and only those, tick</w:t>
+      </w:r>
+      <w:r>
+        <w:t xml:space="preserve"> </w:t>
+      </w:r>
+      <w:r>
+        <w:rPr>
+          <w:bCs/>
+          <w:b/>
+        </w:rPr>
+        <w:t xml:space="preserve">Exempt from BRM certification</w:t>
+      </w:r>
+      <w:r>
+        <w:t xml:space="preserve"> </w:t>
+      </w:r>
+      <w:r>
+        <w:t xml:space="preserve">on the supplier record.</w:t>
+      </w:r>
+    </w:p>
+    <w:p>
+      <w:pPr>
+        <w:pStyle w:val="BodyText"/>
+      </w:pPr>
+      <w:r>
+        <w:rPr>
+          <w:bCs/>
+          <w:b/>
+        </w:rPr>
+        <w:t xml:space="preserve">How to use it:</w:t>
       </w:r>
     </w:p>
     <w:p>
@@ -1218,7 +1271,7 @@
         <w:pStyle w:val="Compact"/>
       </w:pPr>
       <w:r>
-        <w:t xml:space="preserve">Book every supplier invoice for the month.</w:t>
+        <w:t xml:space="preserve">Tick it when the supplier is created, not when a payment is stuck. A tick applied under time pressure is how a trade supplier becomes exempt.</w:t>
       </w:r>
     </w:p>
     <w:p>
@@ -1230,7 +1283,33 @@
         <w:pStyle w:val="Compact"/>
       </w:pPr>
       <w:r>
-        <w:t xml:space="preserve">Reconcile the bank.</w:t>
+        <w:rPr>
+          <w:bCs/>
+          <w:b/>
+        </w:rPr>
+        <w:t xml:space="preserve">It is a property of the supplier, not of the bill.</w:t>
+      </w:r>
+      <w:r>
+        <w:t xml:space="preserve"> </w:t>
+      </w:r>
+      <w:r>
+        <w:t xml:space="preserve">Once ticked,</w:t>
+      </w:r>
+      <w:r>
+        <w:t xml:space="preserve"> </w:t>
+      </w:r>
+      <w:r>
+        <w:rPr>
+          <w:iCs/>
+          <w:i/>
+        </w:rPr>
+        <w:t xml:space="preserve">every</w:t>
+      </w:r>
+      <w:r>
+        <w:t xml:space="preserve"> </w:t>
+      </w:r>
+      <w:r>
+        <w:t xml:space="preserve">bill from that supplier is payable without a certificate. Never tick a supplier who also sells goods or services against a purchase order.</w:t>
       </w:r>
     </w:p>
     <w:p>
@@ -1242,23 +1321,20 @@
         <w:pStyle w:val="Compact"/>
       </w:pPr>
       <w:r>
-        <w:t xml:space="preserve">Reconcile GSTR-2B against the purchase register. Resolve mismatches with suppliers</w:t>
-      </w:r>
-      <w:r>
-        <w:t xml:space="preserve"> </w:t>
-      </w:r>
-      <w:r>
-        <w:rPr>
-          <w:bCs/>
-          <w:b/>
-        </w:rPr>
-        <w:t xml:space="preserve">before</w:t>
-      </w:r>
-      <w:r>
-        <w:t xml:space="preserve"> </w:t>
-      </w:r>
-      <w:r>
-        <w:t xml:space="preserve">filing.</w:t>
+        <w:t xml:space="preserve">A supplier who starts as a utility and later supplies materials must be</w:t>
+      </w:r>
+      <w:r>
+        <w:t xml:space="preserve"> </w:t>
+      </w:r>
+      <w:r>
+        <w:rPr>
+          <w:bCs/>
+          <w:b/>
+        </w:rPr>
+        <w:t xml:space="preserve">untick</w:t>
+      </w:r>
+      <w:r>
+        <w:t xml:space="preserve">ed, or split into two records.</w:t>
       </w:r>
     </w:p>
     <w:p>
@@ -1270,81 +1346,210 @@
         <w:pStyle w:val="Compact"/>
       </w:pPr>
       <w:r>
-        <w:t xml:space="preserve">File GSTR-1 and GSTR-3B. Deposit TDS.</w:t>
+        <w:t xml:space="preserve">The count of exempt suppliers belongs in the monthly review (B2). It should be small, and it should change rarely. At handover it was</w:t>
+      </w:r>
+      <w:r>
+        <w:t xml:space="preserve"> </w:t>
+      </w:r>
+      <w:r>
+        <w:rPr>
+          <w:bCs/>
+          <w:b/>
+        </w:rPr>
+        <w:t xml:space="preserve">0 of 15</w:t>
+      </w:r>
+      <w:r>
+        <w:t xml:space="preserve">.</w:t>
+      </w:r>
+    </w:p>
+    <w:p>
+      <w:pPr>
+        <w:pStyle w:val="FirstParagraph"/>
+      </w:pPr>
+      <w:r>
+        <w:rPr>
+          <w:bCs/>
+          <w:b/>
+        </w:rPr>
+        <w:t xml:space="preserve">If a payment is refused, the refusal is the control working.</w:t>
+      </w:r>
+      <w:r>
+        <w:t xml:space="preserve"> </w:t>
+      </w:r>
+      <w:r>
+        <w:t xml:space="preserve">The answer is to raise and certify the BRM, not to exempt the supplier. Certifying is what releases the money; that is the whole point of the memo.</w:t>
+      </w:r>
+    </w:p>
+    <w:p>
+      <w:r>
+        <w:pict>
+          <v:rect style="width:0;height:1.5pt" o:hralign="center" o:hrstd="t" o:hr="t"/>
+        </w:pict>
+      </w:r>
+    </w:p>
+    <w:p>
+      <w:r>
+        <w:pict>
+          <v:rect style="width:0;height:1.5pt" o:hralign="center" o:hrstd="t" o:hr="t"/>
+        </w:pict>
+      </w:r>
+    </w:p>
+    <w:bookmarkEnd w:id="29"/>
+    <w:bookmarkEnd w:id="30"/>
+    <w:bookmarkStart w:id="36" w:name="part-b-closing-the-books"/>
+    <w:p>
+      <w:pPr>
+        <w:pStyle w:val="Heading1"/>
+      </w:pPr>
+      <w:r>
+        <w:t xml:space="preserve">Part B — Closing the books</w:t>
+      </w:r>
+    </w:p>
+    <w:bookmarkStart w:id="31" w:name="b1.-the-month-end-sequence-in-order"/>
+    <w:p>
+      <w:pPr>
+        <w:pStyle w:val="Heading2"/>
+      </w:pPr>
+      <w:r>
+        <w:t xml:space="preserve">B1. The month-end sequence, in order</w:t>
       </w:r>
     </w:p>
     <w:p>
       <w:pPr>
         <w:numPr>
           <w:ilvl w:val="0"/>
-          <w:numId w:val="1003"/>
+          <w:numId w:val="1004"/>
         </w:numPr>
         <w:pStyle w:val="Compact"/>
       </w:pPr>
       <w:r>
-        <w:rPr>
-          <w:bCs/>
-          <w:b/>
-        </w:rPr>
-        <w:t xml:space="preserve">Check the MSME 45-day report.</w:t>
-      </w:r>
-      <w:r>
-        <w:t xml:space="preserve"> </w:t>
-      </w:r>
-      <w:r>
-        <w:t xml:space="preserve">Anything past day 45 is a s.43B(h) disallowance — pay it, or accept the tax cost knowingly.</w:t>
+        <w:t xml:space="preserve">Book every supplier invoice for the month.</w:t>
       </w:r>
     </w:p>
     <w:p>
       <w:pPr>
         <w:numPr>
           <w:ilvl w:val="0"/>
-          <w:numId w:val="1003"/>
+          <w:numId w:val="1004"/>
         </w:numPr>
         <w:pStyle w:val="Compact"/>
       </w:pPr>
       <w:r>
-        <w:t xml:space="preserve">Update project WIP.</w:t>
+        <w:t xml:space="preserve">Reconcile the bank.</w:t>
       </w:r>
     </w:p>
     <w:p>
       <w:pPr>
         <w:numPr>
           <w:ilvl w:val="0"/>
-          <w:numId w:val="1003"/>
+          <w:numId w:val="1004"/>
         </w:numPr>
         <w:pStyle w:val="Compact"/>
       </w:pPr>
       <w:r>
-        <w:t xml:space="preserve">Post provisions: depreciation, gratuity, known liabilities.</w:t>
+        <w:t xml:space="preserve">Reconcile GSTR-2B against the purchase register. Resolve mismatches with suppliers</w:t>
+      </w:r>
+      <w:r>
+        <w:t xml:space="preserve"> </w:t>
+      </w:r>
+      <w:r>
+        <w:rPr>
+          <w:bCs/>
+          <w:b/>
+        </w:rPr>
+        <w:t xml:space="preserve">before</w:t>
+      </w:r>
+      <w:r>
+        <w:t xml:space="preserve"> </w:t>
+      </w:r>
+      <w:r>
+        <w:t xml:space="preserve">filing.</w:t>
       </w:r>
     </w:p>
     <w:p>
       <w:pPr>
         <w:numPr>
           <w:ilvl w:val="0"/>
-          <w:numId w:val="1003"/>
+          <w:numId w:val="1004"/>
         </w:numPr>
         <w:pStyle w:val="Compact"/>
       </w:pPr>
       <w:r>
-        <w:t xml:space="preserve">Review the Schedule III statements. Confirm the trial balance nets to zero and profit ties to the ledger.</w:t>
+        <w:t xml:space="preserve">File GSTR-1 and GSTR-3B. Deposit TDS.</w:t>
       </w:r>
     </w:p>
     <w:p>
       <w:pPr>
         <w:numPr>
           <w:ilvl w:val="0"/>
-          <w:numId w:val="1003"/>
+          <w:numId w:val="1004"/>
         </w:numPr>
         <w:pStyle w:val="Compact"/>
       </w:pPr>
       <w:r>
+        <w:rPr>
+          <w:bCs/>
+          <w:b/>
+        </w:rPr>
+        <w:t xml:space="preserve">Check the MSME 45-day report.</w:t>
+      </w:r>
+      <w:r>
+        <w:t xml:space="preserve"> </w:t>
+      </w:r>
+      <w:r>
+        <w:t xml:space="preserve">Anything past day 45 is a s.43B(h) disallowance — pay it, or accept the tax cost knowingly.</w:t>
+      </w:r>
+    </w:p>
+    <w:p>
+      <w:pPr>
+        <w:numPr>
+          <w:ilvl w:val="0"/>
+          <w:numId w:val="1004"/>
+        </w:numPr>
+        <w:pStyle w:val="Compact"/>
+      </w:pPr>
+      <w:r>
+        <w:t xml:space="preserve">Update project WIP.</w:t>
+      </w:r>
+    </w:p>
+    <w:p>
+      <w:pPr>
+        <w:numPr>
+          <w:ilvl w:val="0"/>
+          <w:numId w:val="1004"/>
+        </w:numPr>
+        <w:pStyle w:val="Compact"/>
+      </w:pPr>
+      <w:r>
+        <w:t xml:space="preserve">Post provisions: depreciation, gratuity, known liabilities.</w:t>
+      </w:r>
+    </w:p>
+    <w:p>
+      <w:pPr>
+        <w:numPr>
+          <w:ilvl w:val="0"/>
+          <w:numId w:val="1004"/>
+        </w:numPr>
+        <w:pStyle w:val="Compact"/>
+      </w:pPr>
+      <w:r>
+        <w:t xml:space="preserve">Review the Schedule III statements. Confirm the trial balance nets to zero and profit ties to the ledger.</w:t>
+      </w:r>
+    </w:p>
+    <w:p>
+      <w:pPr>
+        <w:numPr>
+          <w:ilvl w:val="0"/>
+          <w:numId w:val="1004"/>
+        </w:numPr>
+        <w:pStyle w:val="Compact"/>
+      </w:pPr>
+      <w:r>
         <w:t xml:space="preserve">Review the project MIS.</w:t>
       </w:r>
     </w:p>
-    <w:bookmarkEnd w:id="30"/>
-    <w:bookmarkStart w:id="31" w:name="X3463717158a778e4106d082cc5b1818bb7356c4"/>
+    <w:bookmarkEnd w:id="31"/>
+    <w:bookmarkStart w:id="32" w:name="X3463717158a778e4106d082cc5b1818bb7356c4"/>
     <w:p>
       <w:pPr>
         <w:pStyle w:val="Heading2"/>
@@ -1492,8 +1697,8 @@
         </w:tc>
       </w:tr>
     </w:tbl>
-    <w:bookmarkEnd w:id="31"/>
-    <w:bookmarkStart w:id="32" w:name="Xf7de779252774e6b0e10cf409811649edff010b"/>
+    <w:bookmarkEnd w:id="32"/>
+    <w:bookmarkStart w:id="33" w:name="Xf7de779252774e6b0e10cf409811649edff010b"/>
     <w:p>
       <w:pPr>
         <w:pStyle w:val="Heading2"/>
@@ -1534,8 +1739,8 @@
         <w:t xml:space="preserve">The order is: make every correction, then provide for tax, then produce the statements.</w:t>
       </w:r>
     </w:p>
-    <w:bookmarkEnd w:id="32"/>
-    <w:bookmarkStart w:id="33" w:name="X837d9f619c0b128d3daf2b4b67626d5ad54f17a"/>
+    <w:bookmarkEnd w:id="33"/>
+    <w:bookmarkStart w:id="34" w:name="X837d9f619c0b128d3daf2b4b67626d5ad54f17a"/>
     <w:p>
       <w:pPr>
         <w:pStyle w:val="Heading2"/>
@@ -1806,8 +2011,8 @@
         <w:t xml:space="preserve">The system refuses to remove PF if any employee record carries a UAN, which is the visible sign of registration.</w:t>
       </w:r>
     </w:p>
-    <w:bookmarkEnd w:id="33"/>
-    <w:bookmarkStart w:id="34" w:name="Xe3c9a0dad493089fef82b66c3ac7607488ba66b"/>
+    <w:bookmarkEnd w:id="34"/>
+    <w:bookmarkStart w:id="35" w:name="Xe3c9a0dad493089fef82b66c3ac7607488ba66b"/>
     <w:p>
       <w:pPr>
         <w:pStyle w:val="Heading2"/>
@@ -1873,9 +2078,9 @@
         </w:pict>
       </w:r>
     </w:p>
-    <w:bookmarkEnd w:id="34"/>
     <w:bookmarkEnd w:id="35"/>
-    <w:bookmarkStart w:id="40" w:name="part-c-administering-the-system"/>
+    <w:bookmarkEnd w:id="36"/>
+    <w:bookmarkStart w:id="41" w:name="part-c-administering-the-system"/>
     <w:p>
       <w:pPr>
         <w:pStyle w:val="Heading1"/>
@@ -1884,7 +2089,7 @@
         <w:t xml:space="preserve">Part C — Administering the system</w:t>
       </w:r>
     </w:p>
-    <w:bookmarkStart w:id="36" w:name="Xf6e90dbd972d48f230f566a1ef5a9649c63540d"/>
+    <w:bookmarkStart w:id="37" w:name="Xf6e90dbd972d48f230f566a1ef5a9649c63540d"/>
     <w:p>
       <w:pPr>
         <w:pStyle w:val="Heading2"/>
@@ -1987,8 +2192,8 @@
         <w:t xml:space="preserve">— it means what you deployed and what MSCAST agreed have diverged.</w:t>
       </w:r>
     </w:p>
-    <w:bookmarkEnd w:id="36"/>
-    <w:bookmarkStart w:id="37" w:name="c2.-roles-are-a-control-and-they-drift"/>
+    <w:bookmarkEnd w:id="37"/>
+    <w:bookmarkStart w:id="38" w:name="c2.-roles-are-a-control-and-they-drift"/>
     <w:p>
       <w:pPr>
         <w:pStyle w:val="Heading2"/>
@@ -2028,315 +2233,6 @@
       </w:r>
       <w:r>
         <w:t xml:space="preserve">, which bypasses every control in the system. Neither had been noticed, and nothing reported them.</w:t>
-      </w:r>
-    </w:p>
-    <w:p>
-      <w:pPr>
-        <w:numPr>
-          <w:ilvl w:val="0"/>
-          <w:numId w:val="1004"/>
-        </w:numPr>
-        <w:pStyle w:val="Compact"/>
-      </w:pPr>
-      <w:r>
-        <w:rPr>
-          <w:bCs/>
-          <w:b/>
-        </w:rPr>
-        <w:t xml:space="preserve">Nobody who does day-to-day work should hold</w:t>
-      </w:r>
-      <w:r>
-        <w:rPr>
-          <w:bCs/>
-          <w:b/>
-        </w:rPr>
-        <w:t xml:space="preserve"> </w:t>
-      </w:r>
-      <w:r>
-        <w:rPr>
-          <w:rStyle w:val="VerbatimChar"/>
-          <w:bCs/>
-          <w:b/>
-        </w:rPr>
-        <w:t xml:space="preserve">System Manager</w:t>
-      </w:r>
-      <w:r>
-        <w:rPr>
-          <w:bCs/>
-          <w:b/>
-        </w:rPr>
-        <w:t xml:space="preserve">.</w:t>
-      </w:r>
-    </w:p>
-    <w:p>
-      <w:pPr>
-        <w:numPr>
-          <w:ilvl w:val="0"/>
-          <w:numId w:val="1004"/>
-        </w:numPr>
-        <w:pStyle w:val="Compact"/>
-      </w:pPr>
-      <w:r>
-        <w:t xml:space="preserve">A fresh install recreates the over-privileged administrator every time. Cutting it back is a deployment step, not a one-off.</w:t>
-      </w:r>
-    </w:p>
-    <w:p>
-      <w:pPr>
-        <w:numPr>
-          <w:ilvl w:val="0"/>
-          <w:numId w:val="1004"/>
-        </w:numPr>
-        <w:pStyle w:val="Compact"/>
-      </w:pPr>
-      <w:r>
-        <w:t xml:space="preserve">Review the role list quarterly. Roles accumulate; they are never removed by accident.</w:t>
-      </w:r>
-    </w:p>
-    <w:bookmarkEnd w:id="37"/>
-    <w:bookmarkStart w:id="38" w:name="X7e70dfc8d41ffd3ce03c6ed33014fb29f3428c7"/>
-    <w:p>
-      <w:pPr>
-        <w:pStyle w:val="Heading2"/>
-      </w:pPr>
-      <w:r>
-        <w:t xml:space="preserve">C3.</w:t>
-      </w:r>
-      <w:r>
-        <w:t xml:space="preserve"> </w:t>
-      </w:r>
-      <w:r>
-        <w:t xml:space="preserve">“</w:t>
-      </w:r>
-      <w:r>
-        <w:t xml:space="preserve">Configured</w:t>
-      </w:r>
-      <w:r>
-        <w:t xml:space="preserve">”</w:t>
-      </w:r>
-      <w:r>
-        <w:t xml:space="preserve"> </w:t>
-      </w:r>
-      <w:r>
-        <w:t xml:space="preserve">and</w:t>
-      </w:r>
-      <w:r>
-        <w:t xml:space="preserve"> </w:t>
-      </w:r>
-      <w:r>
-        <w:t xml:space="preserve">“</w:t>
-      </w:r>
-      <w:r>
-        <w:t xml:space="preserve">runs</w:t>
-      </w:r>
-      <w:r>
-        <w:t xml:space="preserve">”</w:t>
-      </w:r>
-      <w:r>
-        <w:t xml:space="preserve"> </w:t>
-      </w:r>
-      <w:r>
-        <w:t xml:space="preserve">are different claims</w:t>
-      </w:r>
-    </w:p>
-    <w:p>
-      <w:pPr>
-        <w:pStyle w:val="FirstParagraph"/>
-      </w:pPr>
-      <w:r>
-        <w:t xml:space="preserve">Four of the five scheduled jobs in this system — including the 06:00 exception sweep and the 08:35 morning briefing — were correctly configured, enabled, and</w:t>
-      </w:r>
-      <w:r>
-        <w:t xml:space="preserve"> </w:t>
-      </w:r>
-      <w:r>
-        <w:rPr>
-          <w:bCs/>
-          <w:b/>
-        </w:rPr>
-        <w:t xml:space="preserve">had never executed once.</w:t>
-      </w:r>
-      <w:r>
-        <w:t xml:space="preserve"> </w:t>
-      </w:r>
-      <w:r>
-        <w:t xml:space="preserve">They worked perfectly when run by hand, which is how they were built and demonstrated. The scheduler could not load the application that defines them.</w:t>
-      </w:r>
-    </w:p>
-    <w:p>
-      <w:pPr>
-        <w:pStyle w:val="BodyText"/>
-      </w:pPr>
-      <w:r>
-        <w:t xml:space="preserve">Every check asked</w:t>
-      </w:r>
-      <w:r>
-        <w:t xml:space="preserve"> </w:t>
-      </w:r>
-      <w:r>
-        <w:rPr>
-          <w:iCs/>
-          <w:i/>
-        </w:rPr>
-        <w:t xml:space="preserve">“</w:t>
-      </w:r>
-      <w:r>
-        <w:rPr>
-          <w:iCs/>
-          <w:i/>
-        </w:rPr>
-        <w:t xml:space="preserve">is this configured?</w:t>
-      </w:r>
-      <w:r>
-        <w:rPr>
-          <w:iCs/>
-          <w:i/>
-        </w:rPr>
-        <w:t xml:space="preserve">”</w:t>
-      </w:r>
-      <w:r>
-        <w:t xml:space="preserve"> </w:t>
-      </w:r>
-      <w:r>
-        <w:t xml:space="preserve">and all of them passed. None asked</w:t>
-      </w:r>
-      <w:r>
-        <w:t xml:space="preserve"> </w:t>
-      </w:r>
-      <w:r>
-        <w:rPr>
-          <w:iCs/>
-          <w:i/>
-        </w:rPr>
-        <w:t xml:space="preserve">“</w:t>
-      </w:r>
-      <w:r>
-        <w:rPr>
-          <w:iCs/>
-          <w:i/>
-        </w:rPr>
-        <w:t xml:space="preserve">has it ever run?</w:t>
-      </w:r>
-      <w:r>
-        <w:rPr>
-          <w:iCs/>
-          <w:i/>
-        </w:rPr>
-        <w:t xml:space="preserve">”</w:t>
-      </w:r>
-    </w:p>
-    <w:p>
-      <w:pPr>
-        <w:pStyle w:val="BodyText"/>
-      </w:pPr>
-      <w:r>
-        <w:rPr>
-          <w:bCs/>
-          <w:b/>
-        </w:rPr>
-        <w:t xml:space="preserve">Check</w:t>
-      </w:r>
-      <w:r>
-        <w:rPr>
-          <w:bCs/>
-          <w:b/>
-        </w:rPr>
-        <w:t xml:space="preserve"> </w:t>
-      </w:r>
-      <w:r>
-        <w:rPr>
-          <w:rStyle w:val="VerbatimChar"/>
-          <w:bCs/>
-          <w:b/>
-        </w:rPr>
-        <w:t xml:space="preserve">last_execution</w:t>
-      </w:r>
-      <w:r>
-        <w:rPr>
-          <w:bCs/>
-          <w:b/>
-        </w:rPr>
-        <w:t xml:space="preserve"> </w:t>
-      </w:r>
-      <w:r>
-        <w:rPr>
-          <w:bCs/>
-          <w:b/>
-        </w:rPr>
-        <w:t xml:space="preserve">on every scheduled job, not just that the scheduler process is alive.</w:t>
-      </w:r>
-      <w:r>
-        <w:t xml:space="preserve"> </w:t>
-      </w:r>
-      <w:r>
-        <w:t xml:space="preserve">A job that is enabled, correctly scheduled and has never run is the failure mode that hides longest.</w:t>
-      </w:r>
-    </w:p>
-    <w:bookmarkEnd w:id="38"/>
-    <w:bookmarkStart w:id="39" w:name="c4.-test-the-backup-not-the-backup-job"/>
-    <w:p>
-      <w:pPr>
-        <w:pStyle w:val="Heading2"/>
-      </w:pPr>
-      <w:r>
-        <w:t xml:space="preserve">C4. Test the backup, not the backup job</w:t>
-      </w:r>
-    </w:p>
-    <w:p>
-      <w:pPr>
-        <w:pStyle w:val="FirstParagraph"/>
-      </w:pPr>
-      <w:r>
-        <w:t xml:space="preserve">An untested backup is a belief. Restore one before go-live and once a year afterwards, and</w:t>
-      </w:r>
-      <w:r>
-        <w:t xml:space="preserve"> </w:t>
-      </w:r>
-      <w:r>
-        <w:rPr>
-          <w:bCs/>
-          <w:b/>
-        </w:rPr>
-        <w:t xml:space="preserve">write down how long it took</w:t>
-      </w:r>
-      <w:r>
-        <w:t xml:space="preserve"> </w:t>
-      </w:r>
-      <w:r>
-        <w:t xml:space="preserve">— that number is what MSCAST is actually buying.</w:t>
-      </w:r>
-    </w:p>
-    <w:p>
-      <w:pPr>
-        <w:pStyle w:val="BodyText"/>
-      </w:pPr>
-      <w:r>
-        <w:t xml:space="preserve">Under Rule 3(5) of the Companies (Accounts) Rules the server and its daily backups must both be physically in India, and under s.128(5) the books and the audit trail are kept for eight financial years. Dailies may rotate at thirty days; monthlies may not.</w:t>
-      </w:r>
-    </w:p>
-    <w:p>
-      <w:r>
-        <w:pict>
-          <v:rect style="width:0;height:1.5pt" o:hralign="center" o:hrstd="t" o:hr="t"/>
-        </w:pict>
-      </w:r>
-    </w:p>
-    <w:bookmarkEnd w:id="39"/>
-    <w:bookmarkEnd w:id="40"/>
-    <w:bookmarkStart w:id="42" w:name="part-d-the-short-version"/>
-    <w:p>
-      <w:pPr>
-        <w:pStyle w:val="Heading1"/>
-      </w:pPr>
-      <w:r>
-        <w:t xml:space="preserve">Part D — The short version</w:t>
-      </w:r>
-    </w:p>
-    <w:p>
-      <w:pPr>
-        <w:pStyle w:val="FirstParagraph"/>
-      </w:pPr>
-      <w:r>
-        <w:t xml:space="preserve">Pin this up.</w:t>
       </w:r>
     </w:p>
     <w:p>
@@ -2352,7 +2248,7 @@
           <w:bCs/>
           <w:b/>
         </w:rPr>
-        <w:t xml:space="preserve">Opening balances go to</w:t>
+        <w:t xml:space="preserve">Nobody who does day-to-day work should hold</w:t>
       </w:r>
       <w:r>
         <w:rPr>
@@ -2367,10 +2263,14 @@
           <w:bCs/>
           <w:b/>
         </w:rPr>
-        <w:t xml:space="preserve">1910 Temporary Opening</w:t>
-      </w:r>
-      <w:r>
-        <w:t xml:space="preserve">, never to Stock Adjustment.</w:t>
+        <w:t xml:space="preserve">System Manager</w:t>
+      </w:r>
+      <w:r>
+        <w:rPr>
+          <w:bCs/>
+          <w:b/>
+        </w:rPr>
+        <w:t xml:space="preserve">.</w:t>
       </w:r>
     </w:p>
     <w:p>
@@ -2382,17 +2282,7 @@
         <w:pStyle w:val="Compact"/>
       </w:pPr>
       <w:r>
-        <w:rPr>
-          <w:bCs/>
-          <w:b/>
-        </w:rPr>
-        <w:t xml:space="preserve">A negative expense line is a wrong posting</w:t>
-      </w:r>
-      <w:r>
-        <w:t xml:space="preserve"> </w:t>
-      </w:r>
-      <w:r>
-        <w:t xml:space="preserve">until proven otherwise.</w:t>
+        <w:t xml:space="preserve">A fresh install recreates the over-privileged administrator every time. Cutting it back is a deployment step, not a one-off.</w:t>
       </w:r>
     </w:p>
     <w:p>
@@ -2404,172 +2294,151 @@
         <w:pStyle w:val="Compact"/>
       </w:pPr>
       <w:r>
-        <w:rPr>
-          <w:bCs/>
-          <w:b/>
-        </w:rPr>
-        <w:t xml:space="preserve">Retention only where the sales order has a retention clause</w:t>
-      </w:r>
-      <w:r>
-        <w:t xml:space="preserve">, against the invoice, same customer both sides.</w:t>
-      </w:r>
-    </w:p>
-    <w:p>
-      <w:pPr>
-        <w:numPr>
-          <w:ilvl w:val="0"/>
-          <w:numId w:val="1005"/>
-        </w:numPr>
-        <w:pStyle w:val="Compact"/>
-      </w:pPr>
-      <w:r>
-        <w:rPr>
-          <w:bCs/>
-          <w:b/>
-        </w:rPr>
-        <w:t xml:space="preserve">Do not force a project</w:t>
-      </w:r>
-      <w:r>
-        <w:t xml:space="preserve"> </w:t>
-      </w:r>
-      <w:r>
-        <w:t xml:space="preserve">onto spares, utilities or admin costs.</w:t>
-      </w:r>
-    </w:p>
-    <w:p>
-      <w:pPr>
-        <w:numPr>
-          <w:ilvl w:val="0"/>
-          <w:numId w:val="1005"/>
-        </w:numPr>
-        <w:pStyle w:val="Compact"/>
-      </w:pPr>
-      <w:r>
-        <w:rPr>
-          <w:bCs/>
-          <w:b/>
-        </w:rPr>
-        <w:t xml:space="preserve">TDS is 2% of the net, excluding GST</w:t>
-      </w:r>
-      <w:r>
-        <w:t xml:space="preserve"> </w:t>
-      </w:r>
-      <w:r>
-        <w:t xml:space="preserve">— not the gross, not the amount payable.</w:t>
-      </w:r>
-    </w:p>
-    <w:p>
-      <w:pPr>
-        <w:numPr>
-          <w:ilvl w:val="0"/>
-          <w:numId w:val="1005"/>
-        </w:numPr>
-        <w:pStyle w:val="Compact"/>
-      </w:pPr>
-      <w:r>
-        <w:rPr>
-          <w:bCs/>
-          <w:b/>
-        </w:rPr>
-        <w:t xml:space="preserve">One naming series</w:t>
-      </w:r>
-      <w:r>
-        <w:t xml:space="preserve"> </w:t>
-      </w:r>
-      <w:r>
-        <w:t xml:space="preserve">per document type. Never accept the default.</w:t>
-      </w:r>
-    </w:p>
-    <w:p>
-      <w:pPr>
-        <w:numPr>
-          <w:ilvl w:val="0"/>
-          <w:numId w:val="1005"/>
-        </w:numPr>
-        <w:pStyle w:val="Compact"/>
-      </w:pPr>
-      <w:r>
-        <w:rPr>
-          <w:bCs/>
-          <w:b/>
-        </w:rPr>
-        <w:t xml:space="preserve">Udyam number at supplier creation. HSN at item creation.</w:t>
-      </w:r>
-      <w:r>
-        <w:t xml:space="preserve"> </w:t>
-      </w:r>
-      <w:r>
-        <w:t xml:space="preserve">Neither can be added usefully later.</w:t>
-      </w:r>
-    </w:p>
-    <w:p>
-      <w:pPr>
-        <w:numPr>
-          <w:ilvl w:val="0"/>
-          <w:numId w:val="1005"/>
-        </w:numPr>
-        <w:pStyle w:val="Compact"/>
-      </w:pPr>
-      <w:r>
-        <w:rPr>
-          <w:bCs/>
-          <w:b/>
-        </w:rPr>
-        <w:t xml:space="preserve">Enter it the day it happens.</w:t>
-      </w:r>
-    </w:p>
-    <w:p>
-      <w:pPr>
-        <w:numPr>
-          <w:ilvl w:val="0"/>
-          <w:numId w:val="1005"/>
-        </w:numPr>
-        <w:pStyle w:val="Compact"/>
-      </w:pPr>
-      <w:r>
-        <w:rPr>
-          <w:bCs/>
-          <w:b/>
-        </w:rPr>
-        <w:t xml:space="preserve">Correct first, then provide for tax, then produce the statements.</w:t>
-      </w:r>
-    </w:p>
-    <w:p>
-      <w:pPr>
-        <w:numPr>
-          <w:ilvl w:val="0"/>
-          <w:numId w:val="1005"/>
-        </w:numPr>
-        <w:pStyle w:val="Compact"/>
-      </w:pPr>
-      <w:r>
-        <w:rPr>
-          <w:bCs/>
-          <w:b/>
-        </w:rPr>
-        <w:t xml:space="preserve">Never change an approval rule through the screens</w:t>
-      </w:r>
-      <w:r>
-        <w:t xml:space="preserve"> </w:t>
-      </w:r>
-      <w:r>
-        <w:t xml:space="preserve">— it is reverted at the next upgrade.</w:t>
-      </w:r>
-    </w:p>
-    <w:p>
-      <w:pPr>
-        <w:numPr>
-          <w:ilvl w:val="0"/>
-          <w:numId w:val="1005"/>
-        </w:numPr>
-        <w:pStyle w:val="Compact"/>
-      </w:pPr>
-      <w:r>
-        <w:rPr>
-          <w:bCs/>
-          <w:b/>
-        </w:rPr>
-        <w:t xml:space="preserve">Nobody operational holds</w:t>
+        <w:t xml:space="preserve">Review the role list quarterly. Roles accumulate; they are never removed by accident.</w:t>
+      </w:r>
+    </w:p>
+    <w:bookmarkEnd w:id="38"/>
+    <w:bookmarkStart w:id="39" w:name="X7e70dfc8d41ffd3ce03c6ed33014fb29f3428c7"/>
+    <w:p>
+      <w:pPr>
+        <w:pStyle w:val="Heading2"/>
+      </w:pPr>
+      <w:r>
+        <w:t xml:space="preserve">C3.</w:t>
+      </w:r>
+      <w:r>
+        <w:t xml:space="preserve"> </w:t>
+      </w:r>
+      <w:r>
+        <w:t xml:space="preserve">“</w:t>
+      </w:r>
+      <w:r>
+        <w:t xml:space="preserve">Configured</w:t>
+      </w:r>
+      <w:r>
+        <w:t xml:space="preserve">”</w:t>
+      </w:r>
+      <w:r>
+        <w:t xml:space="preserve"> </w:t>
+      </w:r>
+      <w:r>
+        <w:t xml:space="preserve">and</w:t>
+      </w:r>
+      <w:r>
+        <w:t xml:space="preserve"> </w:t>
+      </w:r>
+      <w:r>
+        <w:t xml:space="preserve">“</w:t>
+      </w:r>
+      <w:r>
+        <w:t xml:space="preserve">runs</w:t>
+      </w:r>
+      <w:r>
+        <w:t xml:space="preserve">”</w:t>
+      </w:r>
+      <w:r>
+        <w:t xml:space="preserve"> </w:t>
+      </w:r>
+      <w:r>
+        <w:t xml:space="preserve">are different claims</w:t>
+      </w:r>
+    </w:p>
+    <w:p>
+      <w:pPr>
+        <w:pStyle w:val="FirstParagraph"/>
+      </w:pPr>
+      <w:r>
+        <w:t xml:space="preserve">Four of the five scheduled jobs in this system — including the 06:00 exception sweep and the 08:35 morning briefing — were correctly configured, enabled, and</w:t>
+      </w:r>
+      <w:r>
+        <w:t xml:space="preserve"> </w:t>
+      </w:r>
+      <w:r>
+        <w:rPr>
+          <w:bCs/>
+          <w:b/>
+        </w:rPr>
+        <w:t xml:space="preserve">had never executed once.</w:t>
+      </w:r>
+      <w:r>
+        <w:t xml:space="preserve"> </w:t>
+      </w:r>
+      <w:r>
+        <w:t xml:space="preserve">They worked perfectly when run by hand, which is how they were built and demonstrated. The scheduler could not load the application that defines them.</w:t>
+      </w:r>
+    </w:p>
+    <w:p>
+      <w:pPr>
+        <w:pStyle w:val="BodyText"/>
+      </w:pPr>
+      <w:r>
+        <w:t xml:space="preserve">Every check asked</w:t>
+      </w:r>
+      <w:r>
+        <w:t xml:space="preserve"> </w:t>
+      </w:r>
+      <w:r>
+        <w:rPr>
+          <w:iCs/>
+          <w:i/>
+        </w:rPr>
+        <w:t xml:space="preserve">“</w:t>
+      </w:r>
+      <w:r>
+        <w:rPr>
+          <w:iCs/>
+          <w:i/>
+        </w:rPr>
+        <w:t xml:space="preserve">is this configured?</w:t>
+      </w:r>
+      <w:r>
+        <w:rPr>
+          <w:iCs/>
+          <w:i/>
+        </w:rPr>
+        <w:t xml:space="preserve">”</w:t>
+      </w:r>
+      <w:r>
+        <w:t xml:space="preserve"> </w:t>
+      </w:r>
+      <w:r>
+        <w:t xml:space="preserve">and all of them passed. None asked</w:t>
+      </w:r>
+      <w:r>
+        <w:t xml:space="preserve"> </w:t>
+      </w:r>
+      <w:r>
+        <w:rPr>
+          <w:iCs/>
+          <w:i/>
+        </w:rPr>
+        <w:t xml:space="preserve">“</w:t>
+      </w:r>
+      <w:r>
+        <w:rPr>
+          <w:iCs/>
+          <w:i/>
+        </w:rPr>
+        <w:t xml:space="preserve">has it ever run?</w:t>
+      </w:r>
+      <w:r>
+        <w:rPr>
+          <w:iCs/>
+          <w:i/>
+        </w:rPr>
+        <w:t xml:space="preserve">”</w:t>
+      </w:r>
+    </w:p>
+    <w:p>
+      <w:pPr>
+        <w:pStyle w:val="BodyText"/>
+      </w:pPr>
+      <w:r>
+        <w:rPr>
+          <w:bCs/>
+          <w:b/>
+        </w:rPr>
+        <w:t xml:space="preserve">Check</w:t>
       </w:r>
       <w:r>
         <w:rPr>
@@ -2584,36 +2453,69 @@
           <w:bCs/>
           <w:b/>
         </w:rPr>
-        <w:t xml:space="preserve">System Manager</w:t>
-      </w:r>
-      <w:r>
-        <w:rPr>
-          <w:bCs/>
-          <w:b/>
-        </w:rPr>
-        <w:t xml:space="preserve">.</w:t>
-      </w:r>
-    </w:p>
-    <w:p>
-      <w:pPr>
-        <w:numPr>
-          <w:ilvl w:val="0"/>
-          <w:numId w:val="1005"/>
-        </w:numPr>
-        <w:pStyle w:val="Compact"/>
-      </w:pPr>
-      <w:r>
-        <w:rPr>
-          <w:bCs/>
-          <w:b/>
-        </w:rPr>
-        <w:t xml:space="preserve">Read the morning note.</w:t>
-      </w:r>
-      <w:r>
-        <w:t xml:space="preserve"> </w:t>
-      </w:r>
-      <w:r>
-        <w:t xml:space="preserve">An item appearing six mornings running is a procedure not being followed, not a document needing fixing.</w:t>
+        <w:t xml:space="preserve">last_execution</w:t>
+      </w:r>
+      <w:r>
+        <w:rPr>
+          <w:bCs/>
+          <w:b/>
+        </w:rPr>
+        <w:t xml:space="preserve"> </w:t>
+      </w:r>
+      <w:r>
+        <w:rPr>
+          <w:bCs/>
+          <w:b/>
+        </w:rPr>
+        <w:t xml:space="preserve">on every scheduled job, not just that the scheduler process is alive.</w:t>
+      </w:r>
+      <w:r>
+        <w:t xml:space="preserve"> </w:t>
+      </w:r>
+      <w:r>
+        <w:t xml:space="preserve">A job that is enabled, correctly scheduled and has never run is the failure mode that hides longest.</w:t>
+      </w:r>
+    </w:p>
+    <w:bookmarkEnd w:id="39"/>
+    <w:bookmarkStart w:id="40" w:name="c4.-test-the-backup-not-the-backup-job"/>
+    <w:p>
+      <w:pPr>
+        <w:pStyle w:val="Heading2"/>
+      </w:pPr>
+      <w:r>
+        <w:t xml:space="preserve">C4. Test the backup, not the backup job</w:t>
+      </w:r>
+    </w:p>
+    <w:p>
+      <w:pPr>
+        <w:pStyle w:val="FirstParagraph"/>
+      </w:pPr>
+      <w:r>
+        <w:t xml:space="preserve">An untested backup is a belief. Restore one before go-live and once a year afterwards, and</w:t>
+      </w:r>
+      <w:r>
+        <w:t xml:space="preserve"> </w:t>
+      </w:r>
+      <w:r>
+        <w:rPr>
+          <w:bCs/>
+          <w:b/>
+        </w:rPr>
+        <w:t xml:space="preserve">write down how long it took</w:t>
+      </w:r>
+      <w:r>
+        <w:t xml:space="preserve"> </w:t>
+      </w:r>
+      <w:r>
+        <w:t xml:space="preserve">— that number is what MSCAST is actually buying.</w:t>
+      </w:r>
+    </w:p>
+    <w:p>
+      <w:pPr>
+        <w:pStyle w:val="BodyText"/>
+      </w:pPr>
+      <w:r>
+        <w:t xml:space="preserve">Under Rule 3(5) of the Companies (Accounts) Rules the server and its daily backups must both be physically in India, and under s.128(5) the books and the audit trail are kept for eight financial years. Dailies may rotate at thirty days; monthlies may not.</w:t>
       </w:r>
     </w:p>
     <w:p>
@@ -2623,7 +2525,348 @@
         </w:pict>
       </w:r>
     </w:p>
-    <w:bookmarkStart w:id="41" w:name="what-is-checked-automatically"/>
+    <w:bookmarkEnd w:id="40"/>
+    <w:bookmarkEnd w:id="41"/>
+    <w:bookmarkStart w:id="43" w:name="part-d-the-short-version"/>
+    <w:p>
+      <w:pPr>
+        <w:pStyle w:val="Heading1"/>
+      </w:pPr>
+      <w:r>
+        <w:t xml:space="preserve">Part D — The short version</w:t>
+      </w:r>
+    </w:p>
+    <w:p>
+      <w:pPr>
+        <w:pStyle w:val="FirstParagraph"/>
+      </w:pPr>
+      <w:r>
+        <w:t xml:space="preserve">Pin this up.</w:t>
+      </w:r>
+    </w:p>
+    <w:p>
+      <w:pPr>
+        <w:numPr>
+          <w:ilvl w:val="0"/>
+          <w:numId w:val="1006"/>
+        </w:numPr>
+        <w:pStyle w:val="Compact"/>
+      </w:pPr>
+      <w:r>
+        <w:rPr>
+          <w:bCs/>
+          <w:b/>
+        </w:rPr>
+        <w:t xml:space="preserve">Opening balances go to</w:t>
+      </w:r>
+      <w:r>
+        <w:rPr>
+          <w:bCs/>
+          <w:b/>
+        </w:rPr>
+        <w:t xml:space="preserve"> </w:t>
+      </w:r>
+      <w:r>
+        <w:rPr>
+          <w:rStyle w:val="VerbatimChar"/>
+          <w:bCs/>
+          <w:b/>
+        </w:rPr>
+        <w:t xml:space="preserve">1910 Temporary Opening</w:t>
+      </w:r>
+      <w:r>
+        <w:t xml:space="preserve">, never to Stock Adjustment.</w:t>
+      </w:r>
+    </w:p>
+    <w:p>
+      <w:pPr>
+        <w:numPr>
+          <w:ilvl w:val="0"/>
+          <w:numId w:val="1006"/>
+        </w:numPr>
+        <w:pStyle w:val="Compact"/>
+      </w:pPr>
+      <w:r>
+        <w:rPr>
+          <w:bCs/>
+          <w:b/>
+        </w:rPr>
+        <w:t xml:space="preserve">A negative expense line is a wrong posting</w:t>
+      </w:r>
+      <w:r>
+        <w:t xml:space="preserve"> </w:t>
+      </w:r>
+      <w:r>
+        <w:t xml:space="preserve">until proven otherwise.</w:t>
+      </w:r>
+    </w:p>
+    <w:p>
+      <w:pPr>
+        <w:numPr>
+          <w:ilvl w:val="0"/>
+          <w:numId w:val="1006"/>
+        </w:numPr>
+        <w:pStyle w:val="Compact"/>
+      </w:pPr>
+      <w:r>
+        <w:rPr>
+          <w:bCs/>
+          <w:b/>
+        </w:rPr>
+        <w:t xml:space="preserve">Retention only where the sales order has a retention clause</w:t>
+      </w:r>
+      <w:r>
+        <w:t xml:space="preserve">, against the invoice, same customer both sides.</w:t>
+      </w:r>
+    </w:p>
+    <w:p>
+      <w:pPr>
+        <w:numPr>
+          <w:ilvl w:val="0"/>
+          <w:numId w:val="1006"/>
+        </w:numPr>
+        <w:pStyle w:val="Compact"/>
+      </w:pPr>
+      <w:r>
+        <w:rPr>
+          <w:bCs/>
+          <w:b/>
+        </w:rPr>
+        <w:t xml:space="preserve">Do not force a project</w:t>
+      </w:r>
+      <w:r>
+        <w:t xml:space="preserve"> </w:t>
+      </w:r>
+      <w:r>
+        <w:t xml:space="preserve">onto spares, utilities or admin costs.</w:t>
+      </w:r>
+    </w:p>
+    <w:p>
+      <w:pPr>
+        <w:numPr>
+          <w:ilvl w:val="0"/>
+          <w:numId w:val="1006"/>
+        </w:numPr>
+        <w:pStyle w:val="Compact"/>
+      </w:pPr>
+      <w:r>
+        <w:rPr>
+          <w:bCs/>
+          <w:b/>
+        </w:rPr>
+        <w:t xml:space="preserve">TDS is 2% of the net, excluding GST</w:t>
+      </w:r>
+      <w:r>
+        <w:t xml:space="preserve"> </w:t>
+      </w:r>
+      <w:r>
+        <w:t xml:space="preserve">— not the gross, not the amount payable.</w:t>
+      </w:r>
+    </w:p>
+    <w:p>
+      <w:pPr>
+        <w:numPr>
+          <w:ilvl w:val="0"/>
+          <w:numId w:val="1006"/>
+        </w:numPr>
+        <w:pStyle w:val="Compact"/>
+      </w:pPr>
+      <w:r>
+        <w:rPr>
+          <w:bCs/>
+          <w:b/>
+        </w:rPr>
+        <w:t xml:space="preserve">One naming series</w:t>
+      </w:r>
+      <w:r>
+        <w:t xml:space="preserve"> </w:t>
+      </w:r>
+      <w:r>
+        <w:t xml:space="preserve">per document type. Never accept the default.</w:t>
+      </w:r>
+    </w:p>
+    <w:p>
+      <w:pPr>
+        <w:numPr>
+          <w:ilvl w:val="0"/>
+          <w:numId w:val="1006"/>
+        </w:numPr>
+        <w:pStyle w:val="Compact"/>
+      </w:pPr>
+      <w:r>
+        <w:rPr>
+          <w:bCs/>
+          <w:b/>
+        </w:rPr>
+        <w:t xml:space="preserve">Udyam number at supplier creation. HSN at item creation.</w:t>
+      </w:r>
+      <w:r>
+        <w:t xml:space="preserve"> </w:t>
+      </w:r>
+      <w:r>
+        <w:t xml:space="preserve">Neither can be added usefully later.</w:t>
+      </w:r>
+    </w:p>
+    <w:p>
+      <w:pPr>
+        <w:numPr>
+          <w:ilvl w:val="0"/>
+          <w:numId w:val="1006"/>
+        </w:numPr>
+        <w:pStyle w:val="Compact"/>
+      </w:pPr>
+      <w:r>
+        <w:rPr>
+          <w:bCs/>
+          <w:b/>
+        </w:rPr>
+        <w:t xml:space="preserve">No certified BRM, no payment.</w:t>
+      </w:r>
+      <w:r>
+        <w:t xml:space="preserve"> </w:t>
+      </w:r>
+      <w:r>
+        <w:t xml:space="preserve">The</w:t>
+      </w:r>
+      <w:r>
+        <w:t xml:space="preserve"> </w:t>
+      </w:r>
+      <w:r>
+        <w:rPr>
+          <w:iCs/>
+          <w:i/>
+        </w:rPr>
+        <w:t xml:space="preserve">BRM-exempt</w:t>
+      </w:r>
+      <w:r>
+        <w:t xml:space="preserve"> </w:t>
+      </w:r>
+      <w:r>
+        <w:t xml:space="preserve">tick is for electricity, rent and statutory bills only — never to clear a stuck payment.</w:t>
+      </w:r>
+    </w:p>
+    <w:p>
+      <w:pPr>
+        <w:numPr>
+          <w:ilvl w:val="0"/>
+          <w:numId w:val="1006"/>
+        </w:numPr>
+        <w:pStyle w:val="Compact"/>
+      </w:pPr>
+      <w:r>
+        <w:rPr>
+          <w:bCs/>
+          <w:b/>
+        </w:rPr>
+        <w:t xml:space="preserve">Enter it the day it happens.</w:t>
+      </w:r>
+    </w:p>
+    <w:p>
+      <w:pPr>
+        <w:numPr>
+          <w:ilvl w:val="0"/>
+          <w:numId w:val="1006"/>
+        </w:numPr>
+        <w:pStyle w:val="Compact"/>
+      </w:pPr>
+      <w:r>
+        <w:rPr>
+          <w:bCs/>
+          <w:b/>
+        </w:rPr>
+        <w:t xml:space="preserve">Correct first, then provide for tax, then produce the statements.</w:t>
+      </w:r>
+    </w:p>
+    <w:p>
+      <w:pPr>
+        <w:numPr>
+          <w:ilvl w:val="0"/>
+          <w:numId w:val="1006"/>
+        </w:numPr>
+        <w:pStyle w:val="Compact"/>
+      </w:pPr>
+      <w:r>
+        <w:rPr>
+          <w:bCs/>
+          <w:b/>
+        </w:rPr>
+        <w:t xml:space="preserve">Never change an approval rule through the screens</w:t>
+      </w:r>
+      <w:r>
+        <w:t xml:space="preserve"> </w:t>
+      </w:r>
+      <w:r>
+        <w:t xml:space="preserve">— it is reverted at the next upgrade.</w:t>
+      </w:r>
+    </w:p>
+    <w:p>
+      <w:pPr>
+        <w:numPr>
+          <w:ilvl w:val="0"/>
+          <w:numId w:val="1006"/>
+        </w:numPr>
+        <w:pStyle w:val="Compact"/>
+      </w:pPr>
+      <w:r>
+        <w:rPr>
+          <w:bCs/>
+          <w:b/>
+        </w:rPr>
+        <w:t xml:space="preserve">Nobody operational holds</w:t>
+      </w:r>
+      <w:r>
+        <w:rPr>
+          <w:bCs/>
+          <w:b/>
+        </w:rPr>
+        <w:t xml:space="preserve"> </w:t>
+      </w:r>
+      <w:r>
+        <w:rPr>
+          <w:rStyle w:val="VerbatimChar"/>
+          <w:bCs/>
+          <w:b/>
+        </w:rPr>
+        <w:t xml:space="preserve">System Manager</w:t>
+      </w:r>
+      <w:r>
+        <w:rPr>
+          <w:bCs/>
+          <w:b/>
+        </w:rPr>
+        <w:t xml:space="preserve">.</w:t>
+      </w:r>
+    </w:p>
+    <w:p>
+      <w:pPr>
+        <w:numPr>
+          <w:ilvl w:val="0"/>
+          <w:numId w:val="1006"/>
+        </w:numPr>
+        <w:pStyle w:val="Compact"/>
+      </w:pPr>
+      <w:r>
+        <w:rPr>
+          <w:bCs/>
+          <w:b/>
+        </w:rPr>
+        <w:t xml:space="preserve">Read the morning note.</w:t>
+      </w:r>
+      <w:r>
+        <w:t xml:space="preserve"> </w:t>
+      </w:r>
+      <w:r>
+        <w:t xml:space="preserve">An item appearing six mornings running is a procedure not being followed, not a document needing fixing.</w:t>
+      </w:r>
+    </w:p>
+    <w:p>
+      <w:r>
+        <w:pict>
+          <v:rect style="width:0;height:1.5pt" o:hralign="center" o:hrstd="t" o:hr="t"/>
+        </w:pict>
+      </w:r>
+    </w:p>
+    <w:bookmarkStart w:id="42" w:name="what-is-checked-automatically"/>
     <w:p>
       <w:pPr>
         <w:pStyle w:val="Heading2"/>
@@ -2742,7 +2985,52 @@
               <w:jc w:val="left"/>
             </w:pPr>
             <w:r>
-              <w:t xml:space="preserve">A supplier bill with no certified BRM cannot be paid — by anyone</w:t>
+              <w:t xml:space="preserve">A supplier bill with no certified BRM cannot be paid — by anyone, on</w:t>
+            </w:r>
+            <w:r>
+              <w:t xml:space="preserve"> </w:t>
+            </w:r>
+            <w:r>
+              <w:rPr>
+                <w:bCs/>
+                <w:b/>
+              </w:rPr>
+              <w:t xml:space="preserve">any</w:t>
+            </w:r>
+            <w:r>
+              <w:t xml:space="preserve"> </w:t>
+            </w:r>
+            <w:r>
+              <w:t xml:space="preserve">of six routes: payment entry, journal entry, advance without a reference, and an amount above the certificate. A properly certified bill, and a BRM-exempt supplier, must still pay</w:t>
+            </w:r>
+          </w:p>
+        </w:tc>
+      </w:tr>
+      <w:tr>
+        <w:tc>
+          <w:tcPr/>
+          <w:p>
+            <w:pPr>
+              <w:pStyle w:val="Compact"/>
+              <w:jc w:val="left"/>
+            </w:pPr>
+            <w:r>
+              <w:rPr>
+                <w:rStyle w:val="VerbatimChar"/>
+              </w:rPr>
+              <w:t xml:space="preserve">T6c</w:t>
+            </w:r>
+          </w:p>
+        </w:tc>
+        <w:tc>
+          <w:tcPr/>
+          <w:p>
+            <w:pPr>
+              <w:pStyle w:val="Compact"/>
+              <w:jc w:val="left"/>
+            </w:pPr>
+            <w:r>
+              <w:t xml:space="preserve">The payment control is in the application package, not in a screen-edited script</w:t>
             </w:r>
           </w:p>
         </w:tc>
@@ -3088,8 +3376,8 @@
         <w:t xml:space="preserve">every one of these was found by asking the system, not by reading the configuration. A system that reports itself healthy is making a claim, and the claim is only as good as the question behind it.</w:t>
       </w:r>
     </w:p>
-    <w:bookmarkEnd w:id="41"/>
     <w:bookmarkEnd w:id="42"/>
+    <w:bookmarkEnd w:id="43"/>
     <w:sectPr/>
   </w:body>
 </w:document>
@@ -3367,6 +3655,9 @@
     <w:abstractNumId w:val="991"/>
   </w:num>
   <w:num w:numId="1003">
+    <w:abstractNumId w:val="991"/>
+  </w:num>
+  <w:num w:numId="1004">
     <w:abstractNumId w:val="99411"/>
     <w:lvlOverride w:ilvl="0">
       <w:startOverride w:val="1"/>
@@ -3396,10 +3687,10 @@
       <w:startOverride w:val="1"/>
     </w:lvlOverride>
   </w:num>
-  <w:num w:numId="1004">
+  <w:num w:numId="1005">
     <w:abstractNumId w:val="991"/>
   </w:num>
-  <w:num w:numId="1005">
+  <w:num w:numId="1006">
     <w:abstractNumId w:val="99411"/>
     <w:lvlOverride w:ilvl="0">
       <w:startOverride w:val="1"/>

--- a/ERP Plan/MSCAST ERP - Operating Recommendations.docx
+++ b/ERP Plan/MSCAST ERP - Operating Recommendations.docx
@@ -100,7 +100,7 @@
         <w:t xml:space="preserve"> </w:t>
       </w:r>
       <w:r>
-        <w:t xml:space="preserve">1.1 ·</w:t>
+        <w:t xml:space="preserve">1.2 ·</w:t>
       </w:r>
       <w:r>
         <w:t xml:space="preserve"> </w:t>
@@ -2192,6 +2192,37 @@
         <w:t xml:space="preserve">— it means what you deployed and what MSCAST agreed have diverged.</w:t>
       </w:r>
     </w:p>
+    <w:p>
+      <w:pPr>
+        <w:pStyle w:val="BodyText"/>
+      </w:pPr>
+      <w:r>
+        <w:rPr>
+          <w:bCs/>
+          <w:b/>
+        </w:rPr>
+        <w:t xml:space="preserve">And only MSCAST’s.</w:t>
+      </w:r>
+      <w:r>
+        <w:t xml:space="preserve"> </w:t>
+      </w:r>
+      <w:r>
+        <w:t xml:space="preserve">The package re-applies what it carries on every upgrade, so it must never carry another application’s configuration - or it will quietly undo that application’s next release. A customisation made for MSCAST is marked with the module</w:t>
+      </w:r>
+      <w:r>
+        <w:t xml:space="preserve"> </w:t>
+      </w:r>
+      <w:r>
+        <w:rPr>
+          <w:iCs/>
+          <w:i/>
+        </w:rPr>
+        <w:t xml:space="preserve">MSCAST</w:t>
+      </w:r>
+      <w:r>
+        <w:t xml:space="preserve">; anything else is left to the application that owns it.</w:t>
+      </w:r>
+    </w:p>
     <w:bookmarkEnd w:id="37"/>
     <w:bookmarkStart w:id="38" w:name="c2.-roles-are-a-control-and-they-drift"/>
     <w:p>
@@ -2297,6 +2328,88 @@
         <w:t xml:space="preserve">Review the role list quarterly. Roles accumulate; they are never removed by accident.</w:t>
       </w:r>
     </w:p>
+    <w:p>
+      <w:pPr>
+        <w:numPr>
+          <w:ilvl w:val="0"/>
+          <w:numId w:val="1005"/>
+        </w:numPr>
+        <w:pStyle w:val="Compact"/>
+      </w:pPr>
+      <w:r>
+        <w:rPr>
+          <w:bCs/>
+          <w:b/>
+        </w:rPr>
+        <w:t xml:space="preserve">Change permissions in the package, not the screens.</w:t>
+      </w:r>
+      <w:r>
+        <w:t xml:space="preserve"> </w:t>
+      </w:r>
+      <w:r>
+        <w:t xml:space="preserve">The permission matrix lives in the application and is re-applied on every upgrade, so a change made in the screens is reverted - and a change made carelessly can do worse. On 21 September a grant meant to</w:t>
+      </w:r>
+      <w:r>
+        <w:t xml:space="preserve"> </w:t>
+      </w:r>
+      <w:r>
+        <w:rPr>
+          <w:iCs/>
+          <w:i/>
+        </w:rPr>
+        <w:t xml:space="preserve">add</w:t>
+      </w:r>
+      <w:r>
+        <w:t xml:space="preserve"> </w:t>
+      </w:r>
+      <w:r>
+        <w:t xml:space="preserve">one role to five documents</w:t>
+      </w:r>
+      <w:r>
+        <w:t xml:space="preserve"> </w:t>
+      </w:r>
+      <w:r>
+        <w:rPr>
+          <w:iCs/>
+          <w:i/>
+        </w:rPr>
+        <w:t xml:space="preserve">removed</w:t>
+      </w:r>
+      <w:r>
+        <w:t xml:space="preserve"> </w:t>
+      </w:r>
+      <w:r>
+        <w:t xml:space="preserve">every other role from them, and the managing director could not open the kick-offs he approves. After any permission change, log in</w:t>
+      </w:r>
+      <w:r>
+        <w:t xml:space="preserve"> </w:t>
+      </w:r>
+      <w:r>
+        <w:rPr>
+          <w:bCs/>
+          <w:b/>
+        </w:rPr>
+        <w:t xml:space="preserve">as the approver</w:t>
+      </w:r>
+      <w:r>
+        <w:t xml:space="preserve"> </w:t>
+      </w:r>
+      <w:r>
+        <w:t xml:space="preserve">and open the document. That is check</w:t>
+      </w:r>
+      <w:r>
+        <w:t xml:space="preserve"> </w:t>
+      </w:r>
+      <w:r>
+        <w:rPr>
+          <w:rStyle w:val="VerbatimChar"/>
+        </w:rPr>
+        <w:t xml:space="preserve">T6k</w:t>
+      </w:r>
+      <w:r>
+        <w:t xml:space="preserve">.</w:t>
+      </w:r>
+    </w:p>
     <w:bookmarkEnd w:id="38"/>
     <w:bookmarkStart w:id="39" w:name="X7e70dfc8d41ffd3ce03c6ed33014fb29f3428c7"/>
     <w:p>
@@ -2508,6 +2621,24 @@
       </w:r>
       <w:r>
         <w:t xml:space="preserve">— that number is what MSCAST is actually buying.</w:t>
+      </w:r>
+    </w:p>
+    <w:p>
+      <w:pPr>
+        <w:pStyle w:val="BodyText"/>
+      </w:pPr>
+      <w:r>
+        <w:rPr>
+          <w:bCs/>
+          <w:b/>
+        </w:rPr>
+        <w:t xml:space="preserve">Keep the encryption key with the backups, and protect it like a password.</w:t>
+      </w:r>
+      <w:r>
+        <w:t xml:space="preserve"> </w:t>
+      </w:r>
+      <w:r>
+        <w:t xml:space="preserve">Stored passwords are encrypted with a key held outside the database. Restore the data without it and the system looks healthy but cannot send email — found by testing a restore on 21 September, which is exactly why a restore is tested. After any restore, check that a test email actually arrives.</w:t>
       </w:r>
     </w:p>
     <w:p>
